--- a/template/ใบรับรองแทนใบเสร็จรับเงิน.docx
+++ b/template/ใบรับรองแทนใบเสร็จรับเงิน.docx
@@ -6,7 +6,9 @@
       <w:pPr>
         <w:jc w:val="center"/>
         <w:rPr>
-          <w:rFonts w:ascii="TH SarabunPSK" w:hAnsi="TH SarabunPSK" w:cs="TH SarabunPSK" w:hint="cs"/>
+          <w:rFonts w:ascii="TH SarabunPSK" w:hAnsi="TH SarabunPSK" w:cs="TH SarabunPSK"/>
+          <w:b/>
+          <w:bCs/>
           <w:sz w:val="32"/>
           <w:szCs w:val="32"/>
         </w:rPr>
@@ -14,6 +16,8 @@
       <w:r>
         <w:rPr>
           <w:rFonts w:ascii="TH SarabunPSK" w:hAnsi="TH SarabunPSK" w:cs="TH SarabunPSK" w:hint="cs"/>
+          <w:b/>
+          <w:bCs/>
           <w:sz w:val="32"/>
           <w:szCs w:val="32"/>
           <w:cs/>
@@ -25,7 +29,7 @@
       <w:pPr>
         <w:jc w:val="center"/>
         <w:rPr>
-          <w:rFonts w:ascii="TH SarabunPSK" w:hAnsi="TH SarabunPSK" w:cs="TH SarabunPSK" w:hint="cs"/>
+          <w:rFonts w:ascii="TH SarabunPSK" w:hAnsi="TH SarabunPSK" w:cs="TH SarabunPSK"/>
           <w:sz w:val="32"/>
           <w:szCs w:val="32"/>
         </w:rPr>
@@ -66,10 +70,10 @@
         <w:tblLook w:val="04A0" w:firstRow="1" w:lastRow="0" w:firstColumn="1" w:lastColumn="0" w:noHBand="0" w:noVBand="1"/>
       </w:tblPr>
       <w:tblGrid>
-        <w:gridCol w:w="1247"/>
-        <w:gridCol w:w="5096"/>
-        <w:gridCol w:w="1507"/>
-        <w:gridCol w:w="1500"/>
+        <w:gridCol w:w="1243"/>
+        <w:gridCol w:w="5028"/>
+        <w:gridCol w:w="1593"/>
+        <w:gridCol w:w="1486"/>
       </w:tblGrid>
       <w:tr>
         <w:trPr>
@@ -84,7 +88,7 @@
               <w:spacing w:before="120"/>
               <w:jc w:val="center"/>
               <w:rPr>
-                <w:rFonts w:ascii="TH SarabunPSK" w:hAnsi="TH SarabunPSK" w:cs="TH SarabunPSK" w:hint="cs"/>
+                <w:rFonts w:ascii="TH SarabunPSK" w:hAnsi="TH SarabunPSK" w:cs="TH SarabunPSK"/>
                 <w:b/>
                 <w:bCs/>
                 <w:sz w:val="32"/>
@@ -113,7 +117,7 @@
               <w:spacing w:before="120"/>
               <w:jc w:val="center"/>
               <w:rPr>
-                <w:rFonts w:ascii="TH SarabunPSK" w:hAnsi="TH SarabunPSK" w:cs="TH SarabunPSK" w:hint="cs"/>
+                <w:rFonts w:ascii="TH SarabunPSK" w:hAnsi="TH SarabunPSK" w:cs="TH SarabunPSK"/>
                 <w:b/>
                 <w:bCs/>
                 <w:sz w:val="32"/>
@@ -142,7 +146,7 @@
               <w:spacing w:before="120"/>
               <w:jc w:val="center"/>
               <w:rPr>
-                <w:rFonts w:ascii="TH SarabunPSK" w:hAnsi="TH SarabunPSK" w:cs="TH SarabunPSK" w:hint="cs"/>
+                <w:rFonts w:ascii="TH SarabunPSK" w:hAnsi="TH SarabunPSK" w:cs="TH SarabunPSK"/>
                 <w:b/>
                 <w:bCs/>
                 <w:sz w:val="32"/>
@@ -171,7 +175,7 @@
               <w:spacing w:before="120"/>
               <w:jc w:val="center"/>
               <w:rPr>
-                <w:rFonts w:ascii="TH SarabunPSK" w:hAnsi="TH SarabunPSK" w:cs="TH SarabunPSK" w:hint="cs"/>
+                <w:rFonts w:ascii="TH SarabunPSK" w:hAnsi="TH SarabunPSK" w:cs="TH SarabunPSK"/>
                 <w:b/>
                 <w:bCs/>
                 <w:sz w:val="32"/>
@@ -204,7 +208,7 @@
             <w:pPr>
               <w:spacing w:before="100" w:beforeAutospacing="1"/>
               <w:rPr>
-                <w:rFonts w:ascii="TH SarabunPSK" w:hAnsi="TH SarabunPSK" w:cs="TH SarabunPSK" w:hint="cs"/>
+                <w:rFonts w:ascii="TH SarabunPSK" w:hAnsi="TH SarabunPSK" w:cs="TH SarabunPSK"/>
                 <w:sz w:val="32"/>
                 <w:szCs w:val="32"/>
                 <w:cs/>
@@ -249,7 +253,7 @@
             <w:pPr>
               <w:spacing w:before="100" w:beforeAutospacing="1"/>
               <w:rPr>
-                <w:rFonts w:ascii="TH SarabunPSK" w:hAnsi="TH SarabunPSK" w:cs="TH SarabunPSK" w:hint="cs"/>
+                <w:rFonts w:ascii="TH SarabunPSK" w:hAnsi="TH SarabunPSK" w:cs="TH SarabunPSK"/>
                 <w:sz w:val="32"/>
                 <w:szCs w:val="32"/>
                 <w:cs/>
@@ -291,7 +295,7 @@
             <w:pPr>
               <w:spacing w:before="100" w:beforeAutospacing="1"/>
               <w:rPr>
-                <w:rFonts w:ascii="TH SarabunPSK" w:hAnsi="TH SarabunPSK" w:cs="TH SarabunPSK" w:hint="cs"/>
+                <w:rFonts w:ascii="TH SarabunPSK" w:hAnsi="TH SarabunPSK" w:cs="TH SarabunPSK"/>
                 <w:sz w:val="32"/>
                 <w:szCs w:val="32"/>
                 <w:cs/>
@@ -336,7 +340,7 @@
             <w:pPr>
               <w:spacing w:before="100" w:beforeAutospacing="1"/>
               <w:rPr>
-                <w:rFonts w:ascii="TH SarabunPSK" w:hAnsi="TH SarabunPSK" w:cs="TH SarabunPSK" w:hint="cs"/>
+                <w:rFonts w:ascii="TH SarabunPSK" w:hAnsi="TH SarabunPSK" w:cs="TH SarabunPSK"/>
                 <w:sz w:val="32"/>
                 <w:szCs w:val="32"/>
                 <w:cs/>
@@ -363,7 +367,7 @@
               <w:spacing w:before="100" w:beforeAutospacing="1"/>
               <w:jc w:val="center"/>
               <w:rPr>
-                <w:rFonts w:ascii="TH SarabunPSK" w:hAnsi="TH SarabunPSK" w:cs="TH SarabunPSK" w:hint="cs"/>
+                <w:rFonts w:ascii="TH SarabunPSK" w:hAnsi="TH SarabunPSK" w:cs="TH SarabunPSK"/>
                 <w:sz w:val="32"/>
                 <w:szCs w:val="32"/>
                 <w:cs/>
@@ -384,7 +388,7 @@
               <w:spacing w:before="120"/>
               <w:jc w:val="center"/>
               <w:rPr>
-                <w:rFonts w:ascii="TH SarabunPSK" w:hAnsi="TH SarabunPSK" w:cs="TH SarabunPSK" w:hint="cs"/>
+                <w:rFonts w:ascii="TH SarabunPSK" w:hAnsi="TH SarabunPSK" w:cs="TH SarabunPSK"/>
                 <w:b/>
                 <w:bCs/>
                 <w:sz w:val="32"/>
@@ -414,7 +418,9 @@
               <w:spacing w:before="120"/>
               <w:jc w:val="center"/>
               <w:rPr>
-                <w:rFonts w:ascii="TH SarabunPSK" w:hAnsi="TH SarabunPSK" w:cs="TH SarabunPSK" w:hint="cs"/>
+                <w:rFonts w:ascii="TH SarabunPSK" w:hAnsi="TH SarabunPSK" w:cs="TH SarabunPSK"/>
+                <w:b/>
+                <w:bCs/>
                 <w:sz w:val="32"/>
                 <w:szCs w:val="32"/>
                 <w:cs/>
@@ -423,9 +429,10 @@
             <w:r>
               <w:rPr>
                 <w:rFonts w:ascii="TH SarabunPSK" w:hAnsi="TH SarabunPSK" w:cs="TH SarabunPSK" w:hint="cs"/>
-                <w:sz w:val="32"/>
-                <w:szCs w:val="32"/>
-                <w:u w:val="dotted"/>
+                <w:b/>
+                <w:bCs/>
+                <w:sz w:val="32"/>
+                <w:szCs w:val="32"/>
               </w:rPr>
               <w:t>$</w:t>
             </w:r>
@@ -433,23 +440,13 @@
             <w:r>
               <w:rPr>
                 <w:rFonts w:ascii="TH SarabunPSK" w:hAnsi="TH SarabunPSK" w:cs="TH SarabunPSK" w:hint="cs"/>
-                <w:sz w:val="32"/>
-                <w:szCs w:val="32"/>
-                <w:u w:val="dotted"/>
-              </w:rPr>
-              <w:t>int</w:t>
+                <w:b/>
+                <w:bCs/>
+                <w:sz w:val="32"/>
+                <w:szCs w:val="32"/>
+              </w:rPr>
+              <w:t>intSumTotal</w:t>
             </w:r>
-            <w:r>
-              <w:rPr>
-                <w:rFonts w:ascii="TH SarabunPSK" w:hAnsi="TH SarabunPSK" w:cs="TH SarabunPSK" w:hint="cs"/>
-                <w:sz w:val="32"/>
-                <w:szCs w:val="32"/>
-                <w:u w:val="dotted"/>
-              </w:rPr>
-              <w:t>SumTotal</w:t>
-            </w:r>
-            <w:bookmarkStart w:id="0" w:name="_GoBack"/>
-            <w:bookmarkEnd w:id="0"/>
             <w:proofErr w:type="spellEnd"/>
           </w:p>
         </w:tc>
@@ -466,7 +463,7 @@
               <w:spacing w:before="120"/>
               <w:jc w:val="center"/>
               <w:rPr>
-                <w:rFonts w:ascii="TH SarabunPSK" w:hAnsi="TH SarabunPSK" w:cs="TH SarabunPSK" w:hint="cs"/>
+                <w:rFonts w:ascii="TH SarabunPSK" w:hAnsi="TH SarabunPSK" w:cs="TH SarabunPSK"/>
                 <w:sz w:val="32"/>
                 <w:szCs w:val="32"/>
                 <w:cs/>
@@ -480,11 +477,13 @@
       <w:pPr>
         <w:jc w:val="center"/>
         <w:rPr>
-          <w:rFonts w:ascii="TH SarabunPSK" w:hAnsi="TH SarabunPSK" w:cs="TH SarabunPSK" w:hint="cs"/>
+          <w:rFonts w:ascii="TH SarabunPSK" w:hAnsi="TH SarabunPSK" w:cs="TH SarabunPSK"/>
           <w:sz w:val="32"/>
           <w:szCs w:val="32"/>
         </w:rPr>
       </w:pPr>
+      <w:bookmarkStart w:id="0" w:name="_GoBack"/>
+      <w:bookmarkEnd w:id="0"/>
     </w:p>
     <w:p>
       <w:pPr>
@@ -565,30 +564,13 @@
       <w:proofErr w:type="spellEnd"/>
       <w:r>
         <w:rPr>
-          <w:rFonts w:ascii="TH SarabunPSK" w:hAnsi="TH SarabunPSK" w:cs="TH SarabunPSK"/>
-          <w:sz w:val="32"/>
-          <w:szCs w:val="32"/>
-          <w:u w:val="dotted"/>
-        </w:rPr>
-        <w:t xml:space="preserve">     </w:t>
-      </w:r>
-      <w:r>
-        <w:rPr>
-          <w:rFonts w:ascii="TH SarabunPSK" w:hAnsi="TH SarabunPSK" w:cs="TH SarabunPSK" w:hint="cs"/>
-          <w:sz w:val="32"/>
-          <w:szCs w:val="32"/>
-          <w:u w:val="dotted"/>
-        </w:rPr>
-        <w:t xml:space="preserve">  </w:t>
-      </w:r>
-      <w:r>
-        <w:rPr>
-          <w:rFonts w:ascii="TH SarabunPSK" w:hAnsi="TH SarabunPSK" w:cs="TH SarabunPSK"/>
-          <w:sz w:val="32"/>
-          <w:szCs w:val="32"/>
-          <w:u w:val="dotted"/>
-        </w:rPr>
-        <w:t>.</w:t>
+          <w:rFonts w:ascii="TH SarabunPSK" w:hAnsi="TH SarabunPSK" w:cs="TH SarabunPSK" w:hint="cs"/>
+          <w:sz w:val="32"/>
+          <w:szCs w:val="32"/>
+          <w:u w:val="dotted"/>
+          <w:cs/>
+        </w:rPr>
+        <w:t>        </w:t>
       </w:r>
     </w:p>
     <w:p>
@@ -755,8 +737,37 @@
           <w:sz w:val="32"/>
           <w:szCs w:val="32"/>
           <w:u w:val="dotted"/>
-        </w:rPr>
-        <w:t xml:space="preserve">                       </w:t>
+          <w:cs/>
+        </w:rPr>
+        <w:t xml:space="preserve">  </w:t>
+      </w:r>
+      <w:r>
+        <w:rPr>
+          <w:rFonts w:ascii="TH SarabunPSK" w:hAnsi="TH SarabunPSK" w:cs="TH SarabunPSK" w:hint="cs"/>
+          <w:sz w:val="32"/>
+          <w:szCs w:val="32"/>
+          <w:u w:val="dotted"/>
+        </w:rPr>
+        <w:t xml:space="preserve">     </w:t>
+      </w:r>
+      <w:r>
+        <w:rPr>
+          <w:rFonts w:ascii="TH SarabunPSK" w:hAnsi="TH SarabunPSK" w:cs="TH SarabunPSK" w:hint="cs"/>
+          <w:sz w:val="32"/>
+          <w:szCs w:val="32"/>
+          <w:u w:val="dotted"/>
+          <w:cs/>
+        </w:rPr>
+        <w:t>กรรมการ</w:t>
+      </w:r>
+      <w:r>
+        <w:rPr>
+          <w:rFonts w:ascii="TH SarabunPSK" w:hAnsi="TH SarabunPSK" w:cs="TH SarabunPSK" w:hint="cs"/>
+          <w:sz w:val="32"/>
+          <w:szCs w:val="32"/>
+          <w:u w:val="dotted"/>
+        </w:rPr>
+        <w:t xml:space="preserve">    </w:t>
       </w:r>
       <w:r>
         <w:rPr>
@@ -770,12 +781,13 @@
       </w:r>
       <w:r>
         <w:rPr>
-          <w:rFonts w:ascii="TH SarabunPSK" w:hAnsi="TH SarabunPSK" w:cs="TH SarabunPSK" w:hint="cs"/>
-          <w:sz w:val="32"/>
-          <w:szCs w:val="32"/>
-          <w:u w:val="dotted"/>
-        </w:rPr>
-        <w:t>.</w:t>
+          <w:rFonts w:ascii="TH SarabunPSK" w:hAnsi="TH SarabunPSK" w:cs="TH SarabunPSK"/>
+          <w:sz w:val="32"/>
+          <w:szCs w:val="32"/>
+          <w:u w:val="dotted"/>
+          <w:cs/>
+        </w:rPr>
+        <w:t> </w:t>
       </w:r>
       <w:r>
         <w:rPr>
@@ -838,7 +850,148 @@
           <w:szCs w:val="32"/>
           <w:cs/>
         </w:rPr>
-        <w:t>/ห้างหุ้นส่วนจำกัด โดยแท้ ตั้งแต่วันที่  ถึงวันที่</w:t>
+        <w:t xml:space="preserve">/ห้างหุ้นส่วนจำกัด โดยแท้ ตั้งแต่วันที่ </w:t>
+      </w:r>
+      <w:r>
+        <w:rPr>
+          <w:u w:val="dotted"/>
+          <w:cs/>
+        </w:rPr>
+        <w:t> </w:t>
+      </w:r>
+      <w:r>
+        <w:rPr>
+          <w:rFonts w:hint="cs"/>
+          <w:u w:val="dotted"/>
+          <w:cs/>
+        </w:rPr>
+        <w:t>              </w:t>
+      </w:r>
+      <w:r>
+        <w:rPr>
+          <w:rFonts w:ascii="TH SarabunPSK" w:hAnsi="TH SarabunPSK" w:cs="TH SarabunPSK"/>
+          <w:sz w:val="32"/>
+          <w:szCs w:val="32"/>
+        </w:rPr>
+        <w:t>$</w:t>
+      </w:r>
+      <w:proofErr w:type="spellStart"/>
+      <w:r>
+        <w:rPr>
+          <w:rFonts w:ascii="TH SarabunPSK" w:hAnsi="TH SarabunPSK" w:cs="TH SarabunPSK"/>
+          <w:sz w:val="32"/>
+          <w:szCs w:val="32"/>
+        </w:rPr>
+        <w:t>fromD</w:t>
+      </w:r>
+      <w:r>
+        <w:rPr>
+          <w:rFonts w:ascii="TH SarabunPSK" w:hAnsi="TH SarabunPSK" w:cs="TH SarabunPSK"/>
+          <w:sz w:val="32"/>
+          <w:szCs w:val="32"/>
+        </w:rPr>
+        <w:t>ate</w:t>
+      </w:r>
+      <w:proofErr w:type="spellEnd"/>
+      <w:r>
+        <w:rPr>
+          <w:rFonts w:hint="cs"/>
+          <w:u w:val="dotted"/>
+          <w:cs/>
+        </w:rPr>
+        <w:t>               </w:t>
+      </w:r>
+      <w:r>
+        <w:rPr>
+          <w:rFonts w:ascii="TH SarabunPSK" w:hAnsi="TH SarabunPSK" w:cs="TH SarabunPSK" w:hint="cs"/>
+          <w:sz w:val="32"/>
+          <w:szCs w:val="32"/>
+          <w:cs/>
+        </w:rPr>
+        <w:t xml:space="preserve"> ถึงวันที่</w:t>
+      </w:r>
+      <w:r>
+        <w:rPr>
+          <w:rFonts w:ascii="TH SarabunPSK" w:hAnsi="TH SarabunPSK" w:cs="TH SarabunPSK" w:hint="cs"/>
+          <w:sz w:val="32"/>
+          <w:szCs w:val="32"/>
+          <w:cs/>
+        </w:rPr>
+        <w:t xml:space="preserve"> </w:t>
+      </w:r>
+      <w:r>
+        <w:rPr>
+          <w:u w:val="dotted"/>
+          <w:cs/>
+        </w:rPr>
+        <w:t> </w:t>
+      </w:r>
+      <w:r>
+        <w:rPr>
+          <w:rFonts w:hint="cs"/>
+          <w:u w:val="dotted"/>
+          <w:cs/>
+        </w:rPr>
+        <w:t>             </w:t>
+      </w:r>
+      <w:r>
+        <w:rPr>
+          <w:rFonts w:ascii="TH SarabunPSK" w:hAnsi="TH SarabunPSK" w:cs="TH SarabunPSK" w:hint="cs"/>
+          <w:sz w:val="32"/>
+          <w:szCs w:val="32"/>
+          <w:u w:val="dotted"/>
+        </w:rPr>
+        <w:t>$</w:t>
+      </w:r>
+      <w:proofErr w:type="spellStart"/>
+      <w:r>
+        <w:rPr>
+          <w:rFonts w:ascii="TH SarabunPSK" w:hAnsi="TH SarabunPSK" w:cs="TH SarabunPSK" w:hint="cs"/>
+          <w:sz w:val="32"/>
+          <w:szCs w:val="32"/>
+          <w:u w:val="dotted"/>
+        </w:rPr>
+        <w:t>toDate</w:t>
+      </w:r>
+      <w:proofErr w:type="spellEnd"/>
+      <w:r>
+        <w:rPr>
+          <w:rFonts w:ascii="TH SarabunPSK" w:hAnsi="TH SarabunPSK" w:cs="TH SarabunPSK" w:hint="cs"/>
+          <w:sz w:val="32"/>
+          <w:szCs w:val="32"/>
+          <w:u w:val="dotted"/>
+          <w:cs/>
+        </w:rPr>
+        <w:t> </w:t>
+      </w:r>
+      <w:r>
+        <w:rPr>
+          <w:rFonts w:hint="cs"/>
+          <w:u w:val="dotted"/>
+          <w:cs/>
+        </w:rPr>
+        <w:t>          </w:t>
+      </w:r>
+      <w:r>
+        <w:rPr>
+          <w:u w:val="dotted"/>
+        </w:rPr>
+        <w:t xml:space="preserve"> </w:t>
+      </w:r>
+      <w:r>
+        <w:rPr>
+          <w:rFonts w:hint="cs"/>
+          <w:u w:val="dotted"/>
+          <w:cs/>
+        </w:rPr>
+        <w:t>      </w:t>
+      </w:r>
+      <w:r>
+        <w:rPr>
+          <w:u w:val="dotted"/>
+          <w:cs/>
+        </w:rPr>
+        <w:br/>
       </w:r>
     </w:p>
     <w:p>
@@ -905,6 +1058,33 @@
         </w:rPr>
         <w:t xml:space="preserve"> (ผู้เบิกจ่าย)</w:t>
       </w:r>
+      <w:r>
+        <w:rPr>
+          <w:rFonts w:ascii="TH SarabunPSK" w:hAnsi="TH SarabunPSK" w:cs="TH SarabunPSK"/>
+          <w:sz w:val="32"/>
+          <w:szCs w:val="32"/>
+          <w:cs/>
+        </w:rPr>
+        <w:br/>
+      </w:r>
+      <w:r>
+        <w:rPr>
+          <w:rFonts w:ascii="TH SarabunPSK" w:hAnsi="TH SarabunPSK" w:cs="TH SarabunPSK" w:hint="cs"/>
+          <w:sz w:val="32"/>
+          <w:szCs w:val="32"/>
+          <w:cs/>
+        </w:rPr>
+        <w:t>(                 เอื้ออังกูร รอดสาตรา                )</w:t>
+      </w:r>
+      <w:r>
+        <w:rPr>
+          <w:rFonts w:ascii="TH SarabunPSK" w:hAnsi="TH SarabunPSK" w:cs="TH SarabunPSK"/>
+          <w:sz w:val="32"/>
+          <w:szCs w:val="32"/>
+          <w:cs/>
+        </w:rPr>
+        <w:br/>
+      </w:r>
     </w:p>
     <w:p>
       <w:pPr>
@@ -913,7 +1093,6 @@
           <w:rFonts w:ascii="TH SarabunPSK" w:hAnsi="TH SarabunPSK" w:cs="TH SarabunPSK" w:hint="cs"/>
           <w:sz w:val="32"/>
           <w:szCs w:val="32"/>
-          <w:cs/>
         </w:rPr>
       </w:pPr>
       <w:r>
@@ -990,6 +1169,54 @@
         </w:rPr>
         <w:t xml:space="preserve"> (ผู้อนุมัติ)</w:t>
       </w:r>
+      <w:r>
+        <w:rPr>
+          <w:rFonts w:ascii="TH SarabunPSK" w:hAnsi="TH SarabunPSK" w:cs="TH SarabunPSK"/>
+          <w:sz w:val="32"/>
+          <w:szCs w:val="32"/>
+          <w:cs/>
+        </w:rPr>
+        <w:br/>
+      </w:r>
+      <w:r>
+        <w:rPr>
+          <w:rFonts w:ascii="TH SarabunPSK" w:hAnsi="TH SarabunPSK" w:cs="TH SarabunPSK" w:hint="cs"/>
+          <w:sz w:val="32"/>
+          <w:szCs w:val="32"/>
+          <w:cs/>
+        </w:rPr>
+        <w:t xml:space="preserve">(                 </w:t>
+      </w:r>
+      <w:r>
+        <w:rPr>
+          <w:rFonts w:ascii="TH SarabunPSK" w:hAnsi="TH SarabunPSK" w:cs="TH SarabunPSK" w:hint="cs"/>
+          <w:strike/>
+          <w:sz w:val="32"/>
+          <w:szCs w:val="32"/>
+          <w:cs/>
+        </w:rPr>
+        <w:t>เอื้ออังกูร รอดสาตรา</w:t>
+      </w:r>
+      <w:r>
+        <w:rPr>
+          <w:rFonts w:ascii="TH SarabunPSK" w:hAnsi="TH SarabunPSK" w:cs="TH SarabunPSK" w:hint="cs"/>
+          <w:sz w:val="32"/>
+          <w:szCs w:val="32"/>
+          <w:cs/>
+        </w:rPr>
+        <w:t xml:space="preserve">                )</w:t>
+      </w:r>
+    </w:p>
+    <w:p>
+      <w:pPr>
+        <w:jc w:val="right"/>
+        <w:rPr>
+          <w:rFonts w:ascii="TH SarabunPSK" w:hAnsi="TH SarabunPSK" w:cs="TH SarabunPSK" w:hint="cs"/>
+          <w:sz w:val="32"/>
+          <w:szCs w:val="32"/>
+          <w:cs/>
+        </w:rPr>
+      </w:pPr>
     </w:p>
     <w:sectPr>
       <w:pgSz w:w="12240" w:h="15840"/>
@@ -1402,7 +1629,6 @@
   <w:style w:type="character" w:default="1" w:styleId="DefaultParagraphFont">
     <w:name w:val="Default Paragraph Font"/>
     <w:uiPriority w:val="1"/>
-    <w:semiHidden/>
     <w:unhideWhenUsed/>
   </w:style>
   <w:style w:type="table" w:default="1" w:styleId="TableNormal">

--- a/template/ใบรับรองแทนใบเสร็จรับเงิน.docx
+++ b/template/ใบรับรองแทนใบเสร็จรับเงิน.docx
@@ -6,7 +6,7 @@
       <w:pPr>
         <w:jc w:val="center"/>
         <w:rPr>
-          <w:rFonts w:ascii="TH SarabunPSK" w:hAnsi="TH SarabunPSK" w:cs="TH SarabunPSK"/>
+          <w:rFonts w:ascii="TH Sarabun New" w:hAnsi="TH Sarabun New" w:cs="TH Sarabun New"/>
           <w:b/>
           <w:bCs/>
           <w:sz w:val="32"/>
@@ -15,7 +15,7 @@
       </w:pPr>
       <w:r>
         <w:rPr>
-          <w:rFonts w:ascii="TH SarabunPSK" w:hAnsi="TH SarabunPSK" w:cs="TH SarabunPSK" w:hint="cs"/>
+          <w:rFonts w:ascii="TH Sarabun New" w:hAnsi="TH Sarabun New" w:cs="TH Sarabun New"/>
           <w:b/>
           <w:bCs/>
           <w:sz w:val="32"/>
@@ -29,14 +29,14 @@
       <w:pPr>
         <w:jc w:val="center"/>
         <w:rPr>
-          <w:rFonts w:ascii="TH SarabunPSK" w:hAnsi="TH SarabunPSK" w:cs="TH SarabunPSK"/>
+          <w:rFonts w:ascii="TH Sarabun New" w:hAnsi="TH Sarabun New" w:cs="TH Sarabun New"/>
           <w:sz w:val="32"/>
           <w:szCs w:val="32"/>
         </w:rPr>
       </w:pPr>
       <w:r>
         <w:rPr>
-          <w:rFonts w:ascii="TH SarabunPSK" w:hAnsi="TH SarabunPSK" w:cs="TH SarabunPSK" w:hint="cs"/>
+          <w:rFonts w:ascii="TH Sarabun New" w:hAnsi="TH Sarabun New" w:cs="TH Sarabun New"/>
           <w:sz w:val="32"/>
           <w:szCs w:val="32"/>
           <w:cs/>
@@ -45,7 +45,7 @@
       </w:r>
       <w:r>
         <w:rPr>
-          <w:rFonts w:ascii="TH SarabunPSK" w:hAnsi="TH SarabunPSK" w:cs="TH SarabunPSK" w:hint="cs"/>
+          <w:rFonts w:ascii="TH Sarabun New" w:hAnsi="TH Sarabun New" w:cs="TH Sarabun New"/>
           <w:sz w:val="32"/>
           <w:szCs w:val="32"/>
           <w:u w:val="dotted"/>
@@ -55,7 +55,7 @@
       </w:r>
       <w:r>
         <w:rPr>
-          <w:rFonts w:ascii="TH SarabunPSK" w:hAnsi="TH SarabunPSK" w:cs="TH SarabunPSK" w:hint="cs"/>
+          <w:rFonts w:ascii="TH Sarabun New" w:hAnsi="TH Sarabun New" w:cs="TH Sarabun New"/>
           <w:sz w:val="32"/>
           <w:szCs w:val="32"/>
           <w:cs/>
@@ -70,10 +70,10 @@
         <w:tblLook w:val="04A0" w:firstRow="1" w:lastRow="0" w:firstColumn="1" w:lastColumn="0" w:noHBand="0" w:noVBand="1"/>
       </w:tblPr>
       <w:tblGrid>
-        <w:gridCol w:w="1243"/>
-        <w:gridCol w:w="5028"/>
-        <w:gridCol w:w="1593"/>
-        <w:gridCol w:w="1486"/>
+        <w:gridCol w:w="1247"/>
+        <w:gridCol w:w="5093"/>
+        <w:gridCol w:w="1511"/>
+        <w:gridCol w:w="1499"/>
       </w:tblGrid>
       <w:tr>
         <w:trPr>
@@ -88,7 +88,7 @@
               <w:spacing w:before="120"/>
               <w:jc w:val="center"/>
               <w:rPr>
-                <w:rFonts w:ascii="TH SarabunPSK" w:hAnsi="TH SarabunPSK" w:cs="TH SarabunPSK"/>
+                <w:rFonts w:ascii="TH Sarabun New" w:hAnsi="TH Sarabun New" w:cs="TH Sarabun New"/>
                 <w:b/>
                 <w:bCs/>
                 <w:sz w:val="32"/>
@@ -97,7 +97,7 @@
             </w:pPr>
             <w:r>
               <w:rPr>
-                <w:rFonts w:ascii="TH SarabunPSK" w:hAnsi="TH SarabunPSK" w:cs="TH SarabunPSK" w:hint="cs"/>
+                <w:rFonts w:ascii="TH Sarabun New" w:hAnsi="TH Sarabun New" w:cs="TH Sarabun New"/>
                 <w:b/>
                 <w:bCs/>
                 <w:sz w:val="32"/>
@@ -117,7 +117,7 @@
               <w:spacing w:before="120"/>
               <w:jc w:val="center"/>
               <w:rPr>
-                <w:rFonts w:ascii="TH SarabunPSK" w:hAnsi="TH SarabunPSK" w:cs="TH SarabunPSK"/>
+                <w:rFonts w:ascii="TH Sarabun New" w:hAnsi="TH Sarabun New" w:cs="TH Sarabun New"/>
                 <w:b/>
                 <w:bCs/>
                 <w:sz w:val="32"/>
@@ -126,7 +126,7 @@
             </w:pPr>
             <w:r>
               <w:rPr>
-                <w:rFonts w:ascii="TH SarabunPSK" w:hAnsi="TH SarabunPSK" w:cs="TH SarabunPSK" w:hint="cs"/>
+                <w:rFonts w:ascii="TH Sarabun New" w:hAnsi="TH Sarabun New" w:cs="TH Sarabun New"/>
                 <w:b/>
                 <w:bCs/>
                 <w:sz w:val="32"/>
@@ -146,7 +146,7 @@
               <w:spacing w:before="120"/>
               <w:jc w:val="center"/>
               <w:rPr>
-                <w:rFonts w:ascii="TH SarabunPSK" w:hAnsi="TH SarabunPSK" w:cs="TH SarabunPSK"/>
+                <w:rFonts w:ascii="TH Sarabun New" w:hAnsi="TH Sarabun New" w:cs="TH Sarabun New"/>
                 <w:b/>
                 <w:bCs/>
                 <w:sz w:val="32"/>
@@ -155,7 +155,7 @@
             </w:pPr>
             <w:r>
               <w:rPr>
-                <w:rFonts w:ascii="TH SarabunPSK" w:hAnsi="TH SarabunPSK" w:cs="TH SarabunPSK" w:hint="cs"/>
+                <w:rFonts w:ascii="TH Sarabun New" w:hAnsi="TH Sarabun New" w:cs="TH Sarabun New"/>
                 <w:b/>
                 <w:bCs/>
                 <w:sz w:val="32"/>
@@ -175,7 +175,7 @@
               <w:spacing w:before="120"/>
               <w:jc w:val="center"/>
               <w:rPr>
-                <w:rFonts w:ascii="TH SarabunPSK" w:hAnsi="TH SarabunPSK" w:cs="TH SarabunPSK"/>
+                <w:rFonts w:ascii="TH Sarabun New" w:hAnsi="TH Sarabun New" w:cs="TH Sarabun New"/>
                 <w:b/>
                 <w:bCs/>
                 <w:sz w:val="32"/>
@@ -184,7 +184,7 @@
             </w:pPr>
             <w:r>
               <w:rPr>
-                <w:rFonts w:ascii="TH SarabunPSK" w:hAnsi="TH SarabunPSK" w:cs="TH SarabunPSK" w:hint="cs"/>
+                <w:rFonts w:ascii="TH Sarabun New" w:hAnsi="TH Sarabun New" w:cs="TH Sarabun New"/>
                 <w:b/>
                 <w:bCs/>
                 <w:sz w:val="32"/>
@@ -208,7 +208,7 @@
             <w:pPr>
               <w:spacing w:before="100" w:beforeAutospacing="1"/>
               <w:rPr>
-                <w:rFonts w:ascii="TH SarabunPSK" w:hAnsi="TH SarabunPSK" w:cs="TH SarabunPSK"/>
+                <w:rFonts w:ascii="TH Sarabun New" w:hAnsi="TH Sarabun New" w:cs="TH Sarabun New"/>
                 <w:sz w:val="32"/>
                 <w:szCs w:val="32"/>
                 <w:cs/>
@@ -216,7 +216,7 @@
             </w:pPr>
             <w:r>
               <w:rPr>
-                <w:rFonts w:ascii="TH SarabunPSK" w:hAnsi="TH SarabunPSK" w:cs="TH SarabunPSK"/>
+                <w:rFonts w:ascii="TH Sarabun New" w:hAnsi="TH Sarabun New" w:cs="TH Sarabun New"/>
                 <w:sz w:val="32"/>
                 <w:szCs w:val="32"/>
               </w:rPr>
@@ -225,7 +225,7 @@
             <w:proofErr w:type="gramStart"/>
             <w:r>
               <w:rPr>
-                <w:rFonts w:ascii="TH SarabunPSK" w:hAnsi="TH SarabunPSK" w:cs="TH SarabunPSK"/>
+                <w:rFonts w:ascii="TH Sarabun New" w:hAnsi="TH Sarabun New" w:cs="TH Sarabun New"/>
                 <w:sz w:val="32"/>
                 <w:szCs w:val="32"/>
               </w:rPr>
@@ -234,7 +234,7 @@
             <w:proofErr w:type="gramEnd"/>
             <w:r>
               <w:rPr>
-                <w:rFonts w:ascii="TH SarabunPSK" w:hAnsi="TH SarabunPSK" w:cs="TH SarabunPSK"/>
+                <w:rFonts w:ascii="TH Sarabun New" w:hAnsi="TH Sarabun New" w:cs="TH Sarabun New"/>
                 <w:sz w:val="32"/>
                 <w:szCs w:val="32"/>
               </w:rPr>
@@ -253,7 +253,7 @@
             <w:pPr>
               <w:spacing w:before="100" w:beforeAutospacing="1"/>
               <w:rPr>
-                <w:rFonts w:ascii="TH SarabunPSK" w:hAnsi="TH SarabunPSK" w:cs="TH SarabunPSK"/>
+                <w:rFonts w:ascii="TH Sarabun New" w:hAnsi="TH Sarabun New" w:cs="TH Sarabun New"/>
                 <w:sz w:val="32"/>
                 <w:szCs w:val="32"/>
                 <w:cs/>
@@ -261,7 +261,7 @@
             </w:pPr>
             <w:r>
               <w:rPr>
-                <w:rFonts w:ascii="TH SarabunPSK" w:hAnsi="TH SarabunPSK" w:cs="TH SarabunPSK"/>
+                <w:rFonts w:ascii="TH Sarabun New" w:hAnsi="TH Sarabun New" w:cs="TH Sarabun New"/>
                 <w:sz w:val="32"/>
                 <w:szCs w:val="32"/>
               </w:rPr>
@@ -270,7 +270,7 @@
             <w:proofErr w:type="gramStart"/>
             <w:r>
               <w:rPr>
-                <w:rFonts w:ascii="TH SarabunPSK" w:hAnsi="TH SarabunPSK" w:cs="TH SarabunPSK"/>
+                <w:rFonts w:ascii="TH Sarabun New" w:hAnsi="TH Sarabun New" w:cs="TH Sarabun New"/>
                 <w:sz w:val="32"/>
                 <w:szCs w:val="32"/>
               </w:rPr>
@@ -279,7 +279,7 @@
             <w:proofErr w:type="gramEnd"/>
             <w:r>
               <w:rPr>
-                <w:rFonts w:ascii="TH SarabunPSK" w:hAnsi="TH SarabunPSK" w:cs="TH SarabunPSK"/>
+                <w:rFonts w:ascii="TH Sarabun New" w:hAnsi="TH Sarabun New" w:cs="TH Sarabun New"/>
                 <w:sz w:val="32"/>
                 <w:szCs w:val="32"/>
               </w:rPr>
@@ -295,7 +295,7 @@
             <w:pPr>
               <w:spacing w:before="100" w:beforeAutospacing="1"/>
               <w:rPr>
-                <w:rFonts w:ascii="TH SarabunPSK" w:hAnsi="TH SarabunPSK" w:cs="TH SarabunPSK"/>
+                <w:rFonts w:ascii="TH Sarabun New" w:hAnsi="TH Sarabun New" w:cs="TH Sarabun New"/>
                 <w:sz w:val="32"/>
                 <w:szCs w:val="32"/>
                 <w:cs/>
@@ -303,7 +303,7 @@
             </w:pPr>
             <w:r>
               <w:rPr>
-                <w:rFonts w:ascii="TH SarabunPSK" w:hAnsi="TH SarabunPSK" w:cs="TH SarabunPSK"/>
+                <w:rFonts w:ascii="TH Sarabun New" w:hAnsi="TH Sarabun New" w:cs="TH Sarabun New"/>
                 <w:sz w:val="32"/>
                 <w:szCs w:val="32"/>
               </w:rPr>
@@ -312,7 +312,7 @@
             <w:proofErr w:type="gramStart"/>
             <w:r>
               <w:rPr>
-                <w:rFonts w:ascii="TH SarabunPSK" w:hAnsi="TH SarabunPSK" w:cs="TH SarabunPSK"/>
+                <w:rFonts w:ascii="TH Sarabun New" w:hAnsi="TH Sarabun New" w:cs="TH Sarabun New"/>
                 <w:sz w:val="32"/>
                 <w:szCs w:val="32"/>
               </w:rPr>
@@ -321,7 +321,7 @@
             <w:proofErr w:type="gramEnd"/>
             <w:r>
               <w:rPr>
-                <w:rFonts w:ascii="TH SarabunPSK" w:hAnsi="TH SarabunPSK" w:cs="TH SarabunPSK"/>
+                <w:rFonts w:ascii="TH Sarabun New" w:hAnsi="TH Sarabun New" w:cs="TH Sarabun New"/>
                 <w:sz w:val="32"/>
                 <w:szCs w:val="32"/>
               </w:rPr>
@@ -340,7 +340,7 @@
             <w:pPr>
               <w:spacing w:before="100" w:beforeAutospacing="1"/>
               <w:rPr>
-                <w:rFonts w:ascii="TH SarabunPSK" w:hAnsi="TH SarabunPSK" w:cs="TH SarabunPSK"/>
+                <w:rFonts w:ascii="TH Sarabun New" w:hAnsi="TH Sarabun New" w:cs="TH Sarabun New"/>
                 <w:sz w:val="32"/>
                 <w:szCs w:val="32"/>
                 <w:cs/>
@@ -367,7 +367,7 @@
               <w:spacing w:before="100" w:beforeAutospacing="1"/>
               <w:jc w:val="center"/>
               <w:rPr>
-                <w:rFonts w:ascii="TH SarabunPSK" w:hAnsi="TH SarabunPSK" w:cs="TH SarabunPSK"/>
+                <w:rFonts w:ascii="TH Sarabun New" w:hAnsi="TH Sarabun New" w:cs="TH Sarabun New"/>
                 <w:sz w:val="32"/>
                 <w:szCs w:val="32"/>
                 <w:cs/>
@@ -388,7 +388,7 @@
               <w:spacing w:before="120"/>
               <w:jc w:val="center"/>
               <w:rPr>
-                <w:rFonts w:ascii="TH SarabunPSK" w:hAnsi="TH SarabunPSK" w:cs="TH SarabunPSK"/>
+                <w:rFonts w:ascii="TH Sarabun New" w:hAnsi="TH Sarabun New" w:cs="TH Sarabun New"/>
                 <w:b/>
                 <w:bCs/>
                 <w:sz w:val="32"/>
@@ -398,7 +398,7 @@
             </w:pPr>
             <w:r>
               <w:rPr>
-                <w:rFonts w:ascii="TH SarabunPSK" w:hAnsi="TH SarabunPSK" w:cs="TH SarabunPSK" w:hint="cs"/>
+                <w:rFonts w:ascii="TH Sarabun New" w:hAnsi="TH Sarabun New" w:cs="TH Sarabun New"/>
                 <w:b/>
                 <w:bCs/>
                 <w:sz w:val="32"/>
@@ -418,7 +418,7 @@
               <w:spacing w:before="120"/>
               <w:jc w:val="center"/>
               <w:rPr>
-                <w:rFonts w:ascii="TH SarabunPSK" w:hAnsi="TH SarabunPSK" w:cs="TH SarabunPSK"/>
+                <w:rFonts w:ascii="TH Sarabun New" w:hAnsi="TH Sarabun New" w:cs="TH Sarabun New"/>
                 <w:b/>
                 <w:bCs/>
                 <w:sz w:val="32"/>
@@ -428,7 +428,7 @@
             </w:pPr>
             <w:r>
               <w:rPr>
-                <w:rFonts w:ascii="TH SarabunPSK" w:hAnsi="TH SarabunPSK" w:cs="TH SarabunPSK" w:hint="cs"/>
+                <w:rFonts w:ascii="TH Sarabun New" w:hAnsi="TH Sarabun New" w:cs="TH Sarabun New"/>
                 <w:b/>
                 <w:bCs/>
                 <w:sz w:val="32"/>
@@ -439,7 +439,7 @@
             <w:proofErr w:type="spellStart"/>
             <w:r>
               <w:rPr>
-                <w:rFonts w:ascii="TH SarabunPSK" w:hAnsi="TH SarabunPSK" w:cs="TH SarabunPSK" w:hint="cs"/>
+                <w:rFonts w:ascii="TH Sarabun New" w:hAnsi="TH Sarabun New" w:cs="TH Sarabun New"/>
                 <w:b/>
                 <w:bCs/>
                 <w:sz w:val="32"/>
@@ -463,7 +463,7 @@
               <w:spacing w:before="120"/>
               <w:jc w:val="center"/>
               <w:rPr>
-                <w:rFonts w:ascii="TH SarabunPSK" w:hAnsi="TH SarabunPSK" w:cs="TH SarabunPSK"/>
+                <w:rFonts w:ascii="TH Sarabun New" w:hAnsi="TH Sarabun New" w:cs="TH Sarabun New"/>
                 <w:sz w:val="32"/>
                 <w:szCs w:val="32"/>
                 <w:cs/>
@@ -477,19 +477,17 @@
       <w:pPr>
         <w:jc w:val="center"/>
         <w:rPr>
-          <w:rFonts w:ascii="TH SarabunPSK" w:hAnsi="TH SarabunPSK" w:cs="TH SarabunPSK"/>
+          <w:rFonts w:ascii="TH Sarabun New" w:hAnsi="TH Sarabun New" w:cs="TH Sarabun New"/>
           <w:sz w:val="32"/>
           <w:szCs w:val="32"/>
         </w:rPr>
       </w:pPr>
-      <w:bookmarkStart w:id="0" w:name="_GoBack"/>
-      <w:bookmarkEnd w:id="0"/>
     </w:p>
     <w:p>
       <w:pPr>
         <w:ind w:left="720" w:firstLine="720"/>
         <w:rPr>
-          <w:rFonts w:ascii="TH SarabunPSK" w:hAnsi="TH SarabunPSK" w:cs="TH SarabunPSK" w:hint="cs"/>
+          <w:rFonts w:ascii="TH Sarabun New" w:hAnsi="TH Sarabun New" w:cs="TH Sarabun New"/>
           <w:sz w:val="32"/>
           <w:szCs w:val="32"/>
           <w:u w:val="dotted"/>
@@ -497,7 +495,7 @@
       </w:pPr>
       <w:r>
         <w:rPr>
-          <w:rFonts w:ascii="TH SarabunPSK" w:hAnsi="TH SarabunPSK" w:cs="TH SarabunPSK" w:hint="cs"/>
+          <w:rFonts w:ascii="TH Sarabun New" w:hAnsi="TH Sarabun New" w:cs="TH Sarabun New"/>
           <w:sz w:val="32"/>
           <w:szCs w:val="32"/>
           <w:cs/>
@@ -506,7 +504,7 @@
       </w:r>
       <w:r>
         <w:rPr>
-          <w:rFonts w:ascii="TH SarabunPSK" w:hAnsi="TH SarabunPSK" w:cs="TH SarabunPSK" w:hint="cs"/>
+          <w:rFonts w:ascii="TH Sarabun New" w:hAnsi="TH Sarabun New" w:cs="TH Sarabun New"/>
           <w:sz w:val="32"/>
           <w:szCs w:val="32"/>
           <w:u w:val="dotted"/>
@@ -516,7 +514,7 @@
       </w:r>
       <w:r>
         <w:rPr>
-          <w:rFonts w:ascii="TH SarabunPSK" w:hAnsi="TH SarabunPSK" w:cs="TH SarabunPSK"/>
+          <w:rFonts w:ascii="TH Sarabun New" w:hAnsi="TH Sarabun New" w:cs="TH Sarabun New"/>
           <w:sz w:val="32"/>
           <w:szCs w:val="32"/>
           <w:u w:val="dotted"/>
@@ -525,7 +523,7 @@
       </w:r>
       <w:r>
         <w:rPr>
-          <w:rFonts w:ascii="TH SarabunPSK" w:hAnsi="TH SarabunPSK" w:cs="TH SarabunPSK" w:hint="cs"/>
+          <w:rFonts w:ascii="TH Sarabun New" w:hAnsi="TH Sarabun New" w:cs="TH Sarabun New"/>
           <w:sz w:val="32"/>
           <w:szCs w:val="32"/>
           <w:u w:val="dotted"/>
@@ -535,7 +533,7 @@
       </w:r>
       <w:r>
         <w:rPr>
-          <w:rFonts w:ascii="TH SarabunPSK" w:hAnsi="TH SarabunPSK" w:cs="TH SarabunPSK" w:hint="cs"/>
+          <w:rFonts w:ascii="TH Sarabun New" w:hAnsi="TH Sarabun New" w:cs="TH Sarabun New"/>
           <w:sz w:val="32"/>
           <w:szCs w:val="32"/>
           <w:u w:val="dotted"/>
@@ -545,7 +543,7 @@
       <w:proofErr w:type="spellStart"/>
       <w:r>
         <w:rPr>
-          <w:rFonts w:ascii="TH SarabunPSK" w:hAnsi="TH SarabunPSK" w:cs="TH SarabunPSK" w:hint="cs"/>
+          <w:rFonts w:ascii="TH Sarabun New" w:hAnsi="TH Sarabun New" w:cs="TH Sarabun New"/>
           <w:sz w:val="32"/>
           <w:szCs w:val="32"/>
           <w:u w:val="dotted"/>
@@ -554,7 +552,7 @@
       </w:r>
       <w:r>
         <w:rPr>
-          <w:rFonts w:ascii="TH SarabunPSK" w:hAnsi="TH SarabunPSK" w:cs="TH SarabunPSK"/>
+          <w:rFonts w:ascii="TH Sarabun New" w:hAnsi="TH Sarabun New" w:cs="TH Sarabun New"/>
           <w:sz w:val="32"/>
           <w:szCs w:val="32"/>
           <w:u w:val="dotted"/>
@@ -564,7 +562,7 @@
       <w:proofErr w:type="spellEnd"/>
       <w:r>
         <w:rPr>
-          <w:rFonts w:ascii="TH SarabunPSK" w:hAnsi="TH SarabunPSK" w:cs="TH SarabunPSK" w:hint="cs"/>
+          <w:rFonts w:ascii="TH Sarabun New" w:hAnsi="TH Sarabun New" w:cs="TH Sarabun New"/>
           <w:sz w:val="32"/>
           <w:szCs w:val="32"/>
           <w:u w:val="dotted"/>
@@ -576,14 +574,14 @@
     <w:p>
       <w:pPr>
         <w:rPr>
-          <w:rFonts w:ascii="TH SarabunPSK" w:hAnsi="TH SarabunPSK" w:cs="TH SarabunPSK" w:hint="cs"/>
+          <w:rFonts w:ascii="TH Sarabun New" w:hAnsi="TH Sarabun New" w:cs="TH Sarabun New"/>
           <w:sz w:val="32"/>
           <w:szCs w:val="32"/>
         </w:rPr>
       </w:pPr>
       <w:r>
         <w:rPr>
-          <w:rFonts w:ascii="TH SarabunPSK" w:hAnsi="TH SarabunPSK" w:cs="TH SarabunPSK" w:hint="cs"/>
+          <w:rFonts w:ascii="TH Sarabun New" w:hAnsi="TH Sarabun New" w:cs="TH Sarabun New"/>
           <w:sz w:val="32"/>
           <w:szCs w:val="32"/>
         </w:rPr>
@@ -591,7 +589,7 @@
       </w:r>
       <w:r>
         <w:rPr>
-          <w:rFonts w:ascii="TH SarabunPSK" w:hAnsi="TH SarabunPSK" w:cs="TH SarabunPSK" w:hint="cs"/>
+          <w:rFonts w:ascii="TH Sarabun New" w:hAnsi="TH Sarabun New" w:cs="TH Sarabun New"/>
           <w:sz w:val="32"/>
           <w:szCs w:val="32"/>
           <w:cs/>
@@ -600,7 +598,7 @@
       </w:r>
       <w:r>
         <w:rPr>
-          <w:rFonts w:ascii="TH SarabunPSK" w:hAnsi="TH SarabunPSK" w:cs="TH SarabunPSK" w:hint="cs"/>
+          <w:rFonts w:ascii="TH Sarabun New" w:hAnsi="TH Sarabun New" w:cs="TH Sarabun New"/>
           <w:sz w:val="32"/>
           <w:szCs w:val="32"/>
           <w:cs/>
@@ -609,7 +607,7 @@
       </w:r>
       <w:r>
         <w:rPr>
-          <w:rFonts w:ascii="TH SarabunPSK" w:hAnsi="TH SarabunPSK" w:cs="TH SarabunPSK" w:hint="cs"/>
+          <w:rFonts w:ascii="TH Sarabun New" w:hAnsi="TH Sarabun New" w:cs="TH Sarabun New"/>
           <w:sz w:val="32"/>
           <w:szCs w:val="32"/>
           <w:u w:val="dotted"/>
@@ -619,7 +617,7 @@
       </w:r>
       <w:r>
         <w:rPr>
-          <w:rFonts w:ascii="TH SarabunPSK" w:hAnsi="TH SarabunPSK" w:cs="TH SarabunPSK" w:hint="cs"/>
+          <w:rFonts w:ascii="TH Sarabun New" w:hAnsi="TH Sarabun New" w:cs="TH Sarabun New"/>
           <w:sz w:val="32"/>
           <w:szCs w:val="32"/>
           <w:u w:val="dotted"/>
@@ -628,7 +626,7 @@
       </w:r>
       <w:r>
         <w:rPr>
-          <w:rFonts w:ascii="TH SarabunPSK" w:hAnsi="TH SarabunPSK" w:cs="TH SarabunPSK" w:hint="cs"/>
+          <w:rFonts w:ascii="TH Sarabun New" w:hAnsi="TH Sarabun New" w:cs="TH Sarabun New"/>
           <w:sz w:val="32"/>
           <w:szCs w:val="32"/>
           <w:u w:val="dotted"/>
@@ -638,7 +636,7 @@
       </w:r>
       <w:r>
         <w:rPr>
-          <w:rFonts w:ascii="TH SarabunPSK" w:hAnsi="TH SarabunPSK" w:cs="TH SarabunPSK" w:hint="cs"/>
+          <w:rFonts w:ascii="TH Sarabun New" w:hAnsi="TH Sarabun New" w:cs="TH Sarabun New"/>
           <w:sz w:val="32"/>
           <w:szCs w:val="32"/>
           <w:u w:val="dotted"/>
@@ -648,7 +646,7 @@
       </w:r>
       <w:r>
         <w:rPr>
-          <w:rFonts w:ascii="TH SarabunPSK" w:hAnsi="TH SarabunPSK" w:cs="TH SarabunPSK" w:hint="cs"/>
+          <w:rFonts w:ascii="TH Sarabun New" w:hAnsi="TH Sarabun New" w:cs="TH Sarabun New"/>
           <w:sz w:val="32"/>
           <w:szCs w:val="32"/>
           <w:u w:val="dotted"/>
@@ -658,7 +656,7 @@
       </w:r>
       <w:r>
         <w:rPr>
-          <w:rFonts w:ascii="TH SarabunPSK" w:hAnsi="TH SarabunPSK" w:cs="TH SarabunPSK" w:hint="cs"/>
+          <w:rFonts w:ascii="TH Sarabun New" w:hAnsi="TH Sarabun New" w:cs="TH Sarabun New"/>
           <w:sz w:val="32"/>
           <w:szCs w:val="32"/>
           <w:u w:val="dotted"/>
@@ -667,7 +665,7 @@
       </w:r>
       <w:r>
         <w:rPr>
-          <w:rFonts w:ascii="TH SarabunPSK" w:hAnsi="TH SarabunPSK" w:cs="TH SarabunPSK" w:hint="cs"/>
+          <w:rFonts w:ascii="TH Sarabun New" w:hAnsi="TH Sarabun New" w:cs="TH Sarabun New"/>
           <w:sz w:val="32"/>
           <w:szCs w:val="32"/>
           <w:u w:val="dotted"/>
@@ -677,7 +675,7 @@
       </w:r>
       <w:r>
         <w:rPr>
-          <w:rFonts w:ascii="TH SarabunPSK" w:hAnsi="TH SarabunPSK" w:cs="TH SarabunPSK" w:hint="cs"/>
+          <w:rFonts w:ascii="TH Sarabun New" w:hAnsi="TH Sarabun New" w:cs="TH Sarabun New"/>
           <w:sz w:val="32"/>
           <w:szCs w:val="32"/>
           <w:u w:val="dotted"/>
@@ -686,7 +684,7 @@
       </w:r>
       <w:r>
         <w:rPr>
-          <w:rFonts w:ascii="TH SarabunPSK" w:hAnsi="TH SarabunPSK" w:cs="TH SarabunPSK" w:hint="cs"/>
+          <w:rFonts w:ascii="TH Sarabun New" w:hAnsi="TH Sarabun New" w:cs="TH Sarabun New"/>
           <w:sz w:val="32"/>
           <w:szCs w:val="32"/>
           <w:u w:val="dotted"/>
@@ -696,7 +694,7 @@
       </w:r>
       <w:r>
         <w:rPr>
-          <w:rFonts w:ascii="TH SarabunPSK" w:hAnsi="TH SarabunPSK" w:cs="TH SarabunPSK" w:hint="cs"/>
+          <w:rFonts w:ascii="TH Sarabun New" w:hAnsi="TH Sarabun New" w:cs="TH Sarabun New"/>
           <w:sz w:val="32"/>
           <w:szCs w:val="32"/>
           <w:cs/>
@@ -705,7 +703,7 @@
       </w:r>
       <w:r>
         <w:rPr>
-          <w:rFonts w:ascii="TH SarabunPSK" w:hAnsi="TH SarabunPSK" w:cs="TH SarabunPSK" w:hint="cs"/>
+          <w:rFonts w:ascii="TH Sarabun New" w:hAnsi="TH Sarabun New" w:cs="TH Sarabun New"/>
           <w:sz w:val="32"/>
           <w:szCs w:val="32"/>
           <w:cs/>
@@ -714,7 +712,7 @@
       </w:r>
       <w:r>
         <w:rPr>
-          <w:rFonts w:ascii="TH SarabunPSK" w:hAnsi="TH SarabunPSK" w:cs="TH SarabunPSK" w:hint="cs"/>
+          <w:rFonts w:ascii="TH Sarabun New" w:hAnsi="TH Sarabun New" w:cs="TH Sarabun New"/>
           <w:sz w:val="32"/>
           <w:szCs w:val="32"/>
           <w:cs/>
@@ -723,7 +721,7 @@
       </w:r>
       <w:r>
         <w:rPr>
-          <w:rFonts w:ascii="TH SarabunPSK" w:hAnsi="TH SarabunPSK" w:cs="TH SarabunPSK" w:hint="cs"/>
+          <w:rFonts w:ascii="TH Sarabun New" w:hAnsi="TH Sarabun New" w:cs="TH Sarabun New"/>
           <w:sz w:val="32"/>
           <w:szCs w:val="32"/>
           <w:u w:val="dotted"/>
@@ -733,7 +731,7 @@
       </w:r>
       <w:r>
         <w:rPr>
-          <w:rFonts w:ascii="TH SarabunPSK" w:hAnsi="TH SarabunPSK" w:cs="TH SarabunPSK" w:hint="cs"/>
+          <w:rFonts w:ascii="TH Sarabun New" w:hAnsi="TH Sarabun New" w:cs="TH Sarabun New"/>
           <w:sz w:val="32"/>
           <w:szCs w:val="32"/>
           <w:u w:val="dotted"/>
@@ -743,7 +741,7 @@
       </w:r>
       <w:r>
         <w:rPr>
-          <w:rFonts w:ascii="TH SarabunPSK" w:hAnsi="TH SarabunPSK" w:cs="TH SarabunPSK" w:hint="cs"/>
+          <w:rFonts w:ascii="TH Sarabun New" w:hAnsi="TH Sarabun New" w:cs="TH Sarabun New"/>
           <w:sz w:val="32"/>
           <w:szCs w:val="32"/>
           <w:u w:val="dotted"/>
@@ -752,7 +750,7 @@
       </w:r>
       <w:r>
         <w:rPr>
-          <w:rFonts w:ascii="TH SarabunPSK" w:hAnsi="TH SarabunPSK" w:cs="TH SarabunPSK" w:hint="cs"/>
+          <w:rFonts w:ascii="TH Sarabun New" w:hAnsi="TH Sarabun New" w:cs="TH Sarabun New"/>
           <w:sz w:val="32"/>
           <w:szCs w:val="32"/>
           <w:u w:val="dotted"/>
@@ -762,7 +760,7 @@
       </w:r>
       <w:r>
         <w:rPr>
-          <w:rFonts w:ascii="TH SarabunPSK" w:hAnsi="TH SarabunPSK" w:cs="TH SarabunPSK" w:hint="cs"/>
+          <w:rFonts w:ascii="TH Sarabun New" w:hAnsi="TH Sarabun New" w:cs="TH Sarabun New"/>
           <w:sz w:val="32"/>
           <w:szCs w:val="32"/>
           <w:u w:val="dotted"/>
@@ -771,7 +769,7 @@
       </w:r>
       <w:r>
         <w:rPr>
-          <w:rFonts w:ascii="TH SarabunPSK" w:hAnsi="TH SarabunPSK" w:cs="TH SarabunPSK" w:hint="cs"/>
+          <w:rFonts w:ascii="TH Sarabun New" w:hAnsi="TH Sarabun New" w:cs="TH Sarabun New"/>
           <w:sz w:val="32"/>
           <w:szCs w:val="32"/>
           <w:u w:val="dotted"/>
@@ -781,7 +779,7 @@
       </w:r>
       <w:r>
         <w:rPr>
-          <w:rFonts w:ascii="TH SarabunPSK" w:hAnsi="TH SarabunPSK" w:cs="TH SarabunPSK"/>
+          <w:rFonts w:ascii="TH Sarabun New" w:hAnsi="TH Sarabun New" w:cs="TH Sarabun New"/>
           <w:sz w:val="32"/>
           <w:szCs w:val="32"/>
           <w:u w:val="dotted"/>
@@ -791,7 +789,7 @@
       </w:r>
       <w:r>
         <w:rPr>
-          <w:rFonts w:ascii="TH SarabunPSK" w:hAnsi="TH SarabunPSK" w:cs="TH SarabunPSK" w:hint="cs"/>
+          <w:rFonts w:ascii="TH Sarabun New" w:hAnsi="TH Sarabun New" w:cs="TH Sarabun New"/>
           <w:sz w:val="32"/>
           <w:szCs w:val="32"/>
           <w:u w:val="dotted"/>
@@ -801,7 +799,7 @@
       </w:r>
       <w:r>
         <w:rPr>
-          <w:rFonts w:ascii="TH SarabunPSK" w:hAnsi="TH SarabunPSK" w:cs="TH SarabunPSK" w:hint="cs"/>
+          <w:rFonts w:ascii="TH Sarabun New" w:hAnsi="TH Sarabun New" w:cs="TH Sarabun New"/>
           <w:sz w:val="32"/>
           <w:szCs w:val="32"/>
           <w:cs/>
@@ -810,7 +808,7 @@
       </w:r>
       <w:r>
         <w:rPr>
-          <w:rFonts w:ascii="TH SarabunPSK" w:hAnsi="TH SarabunPSK" w:cs="TH SarabunPSK" w:hint="cs"/>
+          <w:rFonts w:ascii="TH Sarabun New" w:hAnsi="TH Sarabun New" w:cs="TH Sarabun New"/>
           <w:sz w:val="32"/>
           <w:szCs w:val="32"/>
         </w:rPr>
@@ -818,7 +816,7 @@
       </w:r>
       <w:r>
         <w:rPr>
-          <w:rFonts w:ascii="TH SarabunPSK" w:hAnsi="TH SarabunPSK" w:cs="TH SarabunPSK" w:hint="cs"/>
+          <w:rFonts w:ascii="TH Sarabun New" w:hAnsi="TH Sarabun New" w:cs="TH Sarabun New"/>
           <w:sz w:val="32"/>
           <w:szCs w:val="32"/>
           <w:cs/>
@@ -827,7 +825,7 @@
       </w:r>
       <w:r>
         <w:rPr>
-          <w:rFonts w:ascii="TH SarabunPSK" w:hAnsi="TH SarabunPSK" w:cs="TH SarabunPSK" w:hint="cs"/>
+          <w:rFonts w:ascii="TH Sarabun New" w:hAnsi="TH Sarabun New" w:cs="TH Sarabun New"/>
           <w:sz w:val="32"/>
           <w:szCs w:val="32"/>
           <w:cs/>
@@ -836,7 +834,7 @@
       </w:r>
       <w:r>
         <w:rPr>
-          <w:rFonts w:ascii="TH SarabunPSK" w:hAnsi="TH SarabunPSK" w:cs="TH SarabunPSK" w:hint="cs"/>
+          <w:rFonts w:ascii="TH Sarabun New" w:hAnsi="TH Sarabun New" w:cs="TH Sarabun New"/>
           <w:sz w:val="32"/>
           <w:szCs w:val="32"/>
           <w:cs/>
@@ -845,7 +843,7 @@
       </w:r>
       <w:r>
         <w:rPr>
-          <w:rFonts w:ascii="TH SarabunPSK" w:hAnsi="TH SarabunPSK" w:cs="TH SarabunPSK" w:hint="cs"/>
+          <w:rFonts w:ascii="TH Sarabun New" w:hAnsi="TH Sarabun New" w:cs="TH Sarabun New"/>
           <w:sz w:val="32"/>
           <w:szCs w:val="32"/>
           <w:cs/>
@@ -854,6 +852,91 @@
       </w:r>
       <w:r>
         <w:rPr>
+          <w:rFonts w:ascii="TH Sarabun New" w:hAnsi="TH Sarabun New" w:cs="TH Sarabun New"/>
+          <w:u w:val="dotted"/>
+          <w:cs/>
+        </w:rPr>
+        <w:t>          </w:t>
+      </w:r>
+      <w:r>
+        <w:rPr>
+          <w:rFonts w:ascii="TH Sarabun New" w:hAnsi="TH Sarabun New" w:cs="TH Sarabun New"/>
+          <w:sz w:val="32"/>
+          <w:szCs w:val="32"/>
+          <w:u w:val="dotted"/>
+        </w:rPr>
+        <w:t>$</w:t>
+      </w:r>
+      <w:proofErr w:type="spellStart"/>
+      <w:r>
+        <w:rPr>
+          <w:rFonts w:ascii="TH Sarabun New" w:hAnsi="TH Sarabun New" w:cs="TH Sarabun New"/>
+          <w:sz w:val="32"/>
+          <w:szCs w:val="32"/>
+          <w:u w:val="dotted"/>
+        </w:rPr>
+        <w:t>fromDate</w:t>
+      </w:r>
+      <w:proofErr w:type="spellEnd"/>
+      <w:r>
+        <w:rPr>
+          <w:rFonts w:ascii="TH Sarabun New" w:hAnsi="TH Sarabun New" w:cs="TH Sarabun New"/>
+          <w:u w:val="dotted"/>
+          <w:cs/>
+        </w:rPr>
+        <w:t>          </w:t>
+      </w:r>
+      <w:r>
+        <w:rPr>
+          <w:rFonts w:ascii="TH Sarabun New" w:hAnsi="TH Sarabun New" w:cs="TH Sarabun New"/>
+          <w:sz w:val="32"/>
+          <w:szCs w:val="32"/>
+          <w:cs/>
+        </w:rPr>
+        <w:t xml:space="preserve"> ถึงวันที่</w:t>
+      </w:r>
+      <w:r>
+        <w:rPr>
+          <w:rFonts w:ascii="TH Sarabun New" w:hAnsi="TH Sarabun New" w:cs="TH Sarabun New"/>
+          <w:sz w:val="32"/>
+          <w:szCs w:val="32"/>
+          <w:cs/>
+        </w:rPr>
+        <w:t xml:space="preserve"> </w:t>
+      </w:r>
+      <w:r>
+        <w:rPr>
+          <w:rFonts w:ascii="TH Sarabun New" w:hAnsi="TH Sarabun New" w:cs="TH Sarabun New"/>
+          <w:u w:val="dotted"/>
+          <w:cs/>
+        </w:rPr>
+        <w:t>         </w:t>
+      </w:r>
+      <w:r>
+        <w:rPr>
+          <w:rFonts w:ascii="TH Sarabun New" w:hAnsi="TH Sarabun New" w:cs="TH Sarabun New"/>
+          <w:sz w:val="32"/>
+          <w:szCs w:val="32"/>
+          <w:u w:val="dotted"/>
+        </w:rPr>
+        <w:t>$</w:t>
+      </w:r>
+      <w:proofErr w:type="spellStart"/>
+      <w:r>
+        <w:rPr>
+          <w:rFonts w:ascii="TH Sarabun New" w:hAnsi="TH Sarabun New" w:cs="TH Sarabun New"/>
+          <w:sz w:val="32"/>
+          <w:szCs w:val="32"/>
+          <w:u w:val="dotted"/>
+        </w:rPr>
+        <w:t>toDate</w:t>
+      </w:r>
+      <w:proofErr w:type="spellEnd"/>
+      <w:r>
+        <w:rPr>
+          <w:rFonts w:ascii="TH Sarabun New" w:hAnsi="TH Sarabun New" w:cs="TH Sarabun New"/>
+          <w:sz w:val="32"/>
+          <w:szCs w:val="32"/>
           <w:u w:val="dotted"/>
           <w:cs/>
         </w:rPr>
@@ -861,133 +944,15 @@
       </w:r>
       <w:r>
         <w:rPr>
-          <w:rFonts w:hint="cs"/>
-          <w:u w:val="dotted"/>
-          <w:cs/>
-        </w:rPr>
-        <w:t>              </w:t>
-      </w:r>
-      <w:r>
-        <w:rPr>
-          <w:rFonts w:ascii="TH SarabunPSK" w:hAnsi="TH SarabunPSK" w:cs="TH SarabunPSK"/>
-          <w:sz w:val="32"/>
-          <w:szCs w:val="32"/>
-        </w:rPr>
-        <w:t>$</w:t>
-      </w:r>
-      <w:proofErr w:type="spellStart"/>
-      <w:r>
-        <w:rPr>
-          <w:rFonts w:ascii="TH SarabunPSK" w:hAnsi="TH SarabunPSK" w:cs="TH SarabunPSK"/>
-          <w:sz w:val="32"/>
-          <w:szCs w:val="32"/>
-        </w:rPr>
-        <w:t>fromD</w:t>
-      </w:r>
-      <w:r>
-        <w:rPr>
-          <w:rFonts w:ascii="TH SarabunPSK" w:hAnsi="TH SarabunPSK" w:cs="TH SarabunPSK"/>
-          <w:sz w:val="32"/>
-          <w:szCs w:val="32"/>
-        </w:rPr>
-        <w:t>ate</w:t>
-      </w:r>
-      <w:proofErr w:type="spellEnd"/>
-      <w:r>
-        <w:rPr>
-          <w:rFonts w:hint="cs"/>
-          <w:u w:val="dotted"/>
-          <w:cs/>
-        </w:rPr>
-        <w:t>               </w:t>
-      </w:r>
-      <w:r>
-        <w:rPr>
-          <w:rFonts w:ascii="TH SarabunPSK" w:hAnsi="TH SarabunPSK" w:cs="TH SarabunPSK" w:hint="cs"/>
-          <w:sz w:val="32"/>
-          <w:szCs w:val="32"/>
-          <w:cs/>
-        </w:rPr>
-        <w:t xml:space="preserve"> ถึงวันที่</w:t>
-      </w:r>
-      <w:r>
-        <w:rPr>
-          <w:rFonts w:ascii="TH SarabunPSK" w:hAnsi="TH SarabunPSK" w:cs="TH SarabunPSK" w:hint="cs"/>
-          <w:sz w:val="32"/>
-          <w:szCs w:val="32"/>
-          <w:cs/>
-        </w:rPr>
-        <w:t xml:space="preserve"> </w:t>
-      </w:r>
-      <w:r>
-        <w:rPr>
-          <w:u w:val="dotted"/>
-          <w:cs/>
-        </w:rPr>
-        <w:t> </w:t>
-      </w:r>
-      <w:r>
-        <w:rPr>
-          <w:rFonts w:hint="cs"/>
-          <w:u w:val="dotted"/>
-          <w:cs/>
-        </w:rPr>
-        <w:t>             </w:t>
-      </w:r>
-      <w:r>
-        <w:rPr>
-          <w:rFonts w:ascii="TH SarabunPSK" w:hAnsi="TH SarabunPSK" w:cs="TH SarabunPSK" w:hint="cs"/>
-          <w:sz w:val="32"/>
-          <w:szCs w:val="32"/>
-          <w:u w:val="dotted"/>
-        </w:rPr>
-        <w:t>$</w:t>
-      </w:r>
-      <w:proofErr w:type="spellStart"/>
-      <w:r>
-        <w:rPr>
-          <w:rFonts w:ascii="TH SarabunPSK" w:hAnsi="TH SarabunPSK" w:cs="TH SarabunPSK" w:hint="cs"/>
-          <w:sz w:val="32"/>
-          <w:szCs w:val="32"/>
-          <w:u w:val="dotted"/>
-        </w:rPr>
-        <w:t>toDate</w:t>
-      </w:r>
-      <w:proofErr w:type="spellEnd"/>
-      <w:r>
-        <w:rPr>
-          <w:rFonts w:ascii="TH SarabunPSK" w:hAnsi="TH SarabunPSK" w:cs="TH SarabunPSK" w:hint="cs"/>
-          <w:sz w:val="32"/>
-          <w:szCs w:val="32"/>
-          <w:u w:val="dotted"/>
-          <w:cs/>
-        </w:rPr>
-        <w:t> </w:t>
-      </w:r>
-      <w:r>
-        <w:rPr>
-          <w:rFonts w:hint="cs"/>
-          <w:u w:val="dotted"/>
-          <w:cs/>
-        </w:rPr>
-        <w:t>          </w:t>
-      </w:r>
-      <w:r>
-        <w:rPr>
-          <w:u w:val="dotted"/>
-        </w:rPr>
-        <w:t xml:space="preserve"> </w:t>
-      </w:r>
-      <w:r>
-        <w:rPr>
-          <w:rFonts w:hint="cs"/>
-          <w:u w:val="dotted"/>
-          <w:cs/>
-        </w:rPr>
-        <w:t>      </w:t>
-      </w:r>
-      <w:r>
-        <w:rPr>
+          <w:rFonts w:ascii="TH Sarabun New" w:hAnsi="TH Sarabun New" w:cs="TH Sarabun New"/>
+          <w:u w:val="dotted"/>
+          <w:cs/>
+        </w:rPr>
+        <w:t>           </w:t>
+      </w:r>
+      <w:r>
+        <w:rPr>
+          <w:rFonts w:ascii="TH Sarabun New" w:hAnsi="TH Sarabun New" w:cs="TH Sarabun New"/>
           <w:u w:val="dotted"/>
           <w:cs/>
         </w:rPr>
@@ -998,14 +963,14 @@
       <w:pPr>
         <w:jc w:val="right"/>
         <w:rPr>
-          <w:rFonts w:ascii="TH SarabunPSK" w:hAnsi="TH SarabunPSK" w:cs="TH SarabunPSK" w:hint="cs"/>
+          <w:rFonts w:ascii="TH Sarabun New" w:hAnsi="TH Sarabun New" w:cs="TH Sarabun New"/>
           <w:sz w:val="32"/>
           <w:szCs w:val="32"/>
         </w:rPr>
       </w:pPr>
       <w:r>
         <w:rPr>
-          <w:rFonts w:ascii="TH SarabunPSK" w:hAnsi="TH SarabunPSK" w:cs="TH SarabunPSK" w:hint="cs"/>
+          <w:rFonts w:ascii="TH Sarabun New" w:hAnsi="TH Sarabun New" w:cs="TH Sarabun New"/>
           <w:sz w:val="32"/>
           <w:szCs w:val="32"/>
           <w:cs/>
@@ -1014,7 +979,7 @@
       </w:r>
       <w:r>
         <w:rPr>
-          <w:rFonts w:ascii="TH SarabunPSK" w:hAnsi="TH SarabunPSK" w:cs="TH SarabunPSK"/>
+          <w:rFonts w:ascii="TH Sarabun New" w:hAnsi="TH Sarabun New" w:cs="TH Sarabun New"/>
           <w:sz w:val="32"/>
           <w:szCs w:val="32"/>
         </w:rPr>
@@ -1022,7 +987,7 @@
       </w:r>
       <w:r>
         <w:rPr>
-          <w:rFonts w:ascii="TH SarabunPSK" w:hAnsi="TH SarabunPSK" w:cs="TH SarabunPSK" w:hint="cs"/>
+          <w:rFonts w:ascii="TH Sarabun New" w:hAnsi="TH Sarabun New" w:cs="TH Sarabun New"/>
           <w:sz w:val="32"/>
           <w:szCs w:val="32"/>
           <w:u w:val="dotted"/>
@@ -1032,7 +997,7 @@
       </w:r>
       <w:r>
         <w:rPr>
-          <w:rFonts w:ascii="TH SarabunPSK" w:hAnsi="TH SarabunPSK" w:cs="TH SarabunPSK" w:hint="cs"/>
+          <w:rFonts w:ascii="TH Sarabun New" w:hAnsi="TH Sarabun New" w:cs="TH Sarabun New"/>
           <w:sz w:val="32"/>
           <w:szCs w:val="32"/>
           <w:u w:val="dotted"/>
@@ -1041,7 +1006,7 @@
       </w:r>
       <w:r>
         <w:rPr>
-          <w:rFonts w:ascii="TH SarabunPSK" w:hAnsi="TH SarabunPSK" w:cs="TH SarabunPSK" w:hint="cs"/>
+          <w:rFonts w:ascii="TH Sarabun New" w:hAnsi="TH Sarabun New" w:cs="TH Sarabun New"/>
           <w:sz w:val="32"/>
           <w:szCs w:val="32"/>
           <w:u w:val="dotted"/>
@@ -1051,7 +1016,7 @@
       </w:r>
       <w:r>
         <w:rPr>
-          <w:rFonts w:ascii="TH SarabunPSK" w:hAnsi="TH SarabunPSK" w:cs="TH SarabunPSK" w:hint="cs"/>
+          <w:rFonts w:ascii="TH Sarabun New" w:hAnsi="TH Sarabun New" w:cs="TH Sarabun New"/>
           <w:sz w:val="32"/>
           <w:szCs w:val="32"/>
           <w:cs/>
@@ -1060,25 +1025,17 @@
       </w:r>
       <w:r>
         <w:rPr>
-          <w:rFonts w:ascii="TH SarabunPSK" w:hAnsi="TH SarabunPSK" w:cs="TH SarabunPSK"/>
+          <w:rFonts w:ascii="TH Sarabun New" w:hAnsi="TH Sarabun New" w:cs="TH Sarabun New"/>
           <w:sz w:val="32"/>
           <w:szCs w:val="32"/>
           <w:cs/>
         </w:rPr>
         <w:br/>
-      </w:r>
-      <w:r>
-        <w:rPr>
-          <w:rFonts w:ascii="TH SarabunPSK" w:hAnsi="TH SarabunPSK" w:cs="TH SarabunPSK" w:hint="cs"/>
-          <w:sz w:val="32"/>
-          <w:szCs w:val="32"/>
-          <w:cs/>
-        </w:rPr>
         <w:t>(                 เอื้ออังกูร รอดสาตรา                )</w:t>
       </w:r>
       <w:r>
         <w:rPr>
-          <w:rFonts w:ascii="TH SarabunPSK" w:hAnsi="TH SarabunPSK" w:cs="TH SarabunPSK"/>
+          <w:rFonts w:ascii="TH Sarabun New" w:hAnsi="TH Sarabun New" w:cs="TH Sarabun New"/>
           <w:sz w:val="32"/>
           <w:szCs w:val="32"/>
           <w:cs/>
@@ -1090,14 +1047,14 @@
       <w:pPr>
         <w:jc w:val="right"/>
         <w:rPr>
-          <w:rFonts w:ascii="TH SarabunPSK" w:hAnsi="TH SarabunPSK" w:cs="TH SarabunPSK" w:hint="cs"/>
+          <w:rFonts w:ascii="TH Sarabun New" w:hAnsi="TH Sarabun New" w:cs="TH Sarabun New"/>
           <w:sz w:val="32"/>
           <w:szCs w:val="32"/>
         </w:rPr>
       </w:pPr>
       <w:r>
         <w:rPr>
-          <w:rFonts w:ascii="TH SarabunPSK" w:hAnsi="TH SarabunPSK" w:cs="TH SarabunPSK" w:hint="cs"/>
+          <w:rFonts w:ascii="TH Sarabun New" w:hAnsi="TH Sarabun New" w:cs="TH Sarabun New"/>
           <w:sz w:val="32"/>
           <w:szCs w:val="32"/>
           <w:cs/>
@@ -1106,7 +1063,7 @@
       </w:r>
       <w:r>
         <w:rPr>
-          <w:rFonts w:ascii="TH SarabunPSK" w:hAnsi="TH SarabunPSK" w:cs="TH SarabunPSK"/>
+          <w:rFonts w:ascii="TH Sarabun New" w:hAnsi="TH Sarabun New" w:cs="TH Sarabun New"/>
           <w:sz w:val="32"/>
           <w:szCs w:val="32"/>
         </w:rPr>
@@ -1114,7 +1071,7 @@
       </w:r>
       <w:r>
         <w:rPr>
-          <w:rFonts w:ascii="TH SarabunPSK" w:hAnsi="TH SarabunPSK" w:cs="TH SarabunPSK" w:hint="cs"/>
+          <w:rFonts w:ascii="TH Sarabun New" w:hAnsi="TH Sarabun New" w:cs="TH Sarabun New"/>
           <w:sz w:val="32"/>
           <w:szCs w:val="32"/>
           <w:u w:val="dotted"/>
@@ -1124,7 +1081,7 @@
       </w:r>
       <w:r>
         <w:rPr>
-          <w:rFonts w:ascii="TH SarabunPSK" w:hAnsi="TH SarabunPSK" w:cs="TH SarabunPSK"/>
+          <w:rFonts w:ascii="TH Sarabun New" w:hAnsi="TH Sarabun New" w:cs="TH Sarabun New"/>
           <w:sz w:val="32"/>
           <w:szCs w:val="32"/>
           <w:u w:val="dotted"/>
@@ -1133,7 +1090,7 @@
       </w:r>
       <w:r>
         <w:rPr>
-          <w:rFonts w:ascii="TH SarabunPSK" w:hAnsi="TH SarabunPSK" w:cs="TH SarabunPSK" w:hint="cs"/>
+          <w:rFonts w:ascii="TH Sarabun New" w:hAnsi="TH Sarabun New" w:cs="TH Sarabun New"/>
           <w:sz w:val="32"/>
           <w:szCs w:val="32"/>
           <w:u w:val="dotted"/>
@@ -1143,7 +1100,7 @@
       </w:r>
       <w:r>
         <w:rPr>
-          <w:rFonts w:ascii="TH SarabunPSK" w:hAnsi="TH SarabunPSK" w:cs="TH SarabunPSK" w:hint="cs"/>
+          <w:rFonts w:ascii="TH Sarabun New" w:hAnsi="TH Sarabun New" w:cs="TH Sarabun New"/>
           <w:sz w:val="32"/>
           <w:szCs w:val="32"/>
           <w:u w:val="dotted"/>
@@ -1152,7 +1109,7 @@
       </w:r>
       <w:r>
         <w:rPr>
-          <w:rFonts w:ascii="TH SarabunPSK" w:hAnsi="TH SarabunPSK" w:cs="TH SarabunPSK" w:hint="cs"/>
+          <w:rFonts w:ascii="TH Sarabun New" w:hAnsi="TH Sarabun New" w:cs="TH Sarabun New"/>
           <w:sz w:val="32"/>
           <w:szCs w:val="32"/>
           <w:u w:val="dotted"/>
@@ -1162,7 +1119,7 @@
       </w:r>
       <w:r>
         <w:rPr>
-          <w:rFonts w:ascii="TH SarabunPSK" w:hAnsi="TH SarabunPSK" w:cs="TH SarabunPSK" w:hint="cs"/>
+          <w:rFonts w:ascii="TH Sarabun New" w:hAnsi="TH Sarabun New" w:cs="TH Sarabun New"/>
           <w:sz w:val="32"/>
           <w:szCs w:val="32"/>
           <w:cs/>
@@ -1171,47 +1128,31 @@
       </w:r>
       <w:r>
         <w:rPr>
-          <w:rFonts w:ascii="TH SarabunPSK" w:hAnsi="TH SarabunPSK" w:cs="TH SarabunPSK"/>
+          <w:rFonts w:ascii="TH Sarabun New" w:hAnsi="TH Sarabun New" w:cs="TH Sarabun New"/>
           <w:sz w:val="32"/>
           <w:szCs w:val="32"/>
           <w:cs/>
         </w:rPr>
         <w:br/>
-      </w:r>
-      <w:r>
-        <w:rPr>
-          <w:rFonts w:ascii="TH SarabunPSK" w:hAnsi="TH SarabunPSK" w:cs="TH SarabunPSK" w:hint="cs"/>
-          <w:sz w:val="32"/>
-          <w:szCs w:val="32"/>
-          <w:cs/>
-        </w:rPr>
-        <w:t xml:space="preserve">(                 </w:t>
-      </w:r>
-      <w:r>
-        <w:rPr>
-          <w:rFonts w:ascii="TH SarabunPSK" w:hAnsi="TH SarabunPSK" w:cs="TH SarabunPSK" w:hint="cs"/>
-          <w:strike/>
-          <w:sz w:val="32"/>
-          <w:szCs w:val="32"/>
-          <w:cs/>
-        </w:rPr>
-        <w:t>เอื้ออังกูร รอดสาตรา</w:t>
-      </w:r>
-      <w:r>
-        <w:rPr>
-          <w:rFonts w:ascii="TH SarabunPSK" w:hAnsi="TH SarabunPSK" w:cs="TH SarabunPSK" w:hint="cs"/>
-          <w:sz w:val="32"/>
-          <w:szCs w:val="32"/>
-          <w:cs/>
-        </w:rPr>
-        <w:t xml:space="preserve">                )</w:t>
+        <w:t>(                 เอื้</w:t>
+      </w:r>
+      <w:bookmarkStart w:id="0" w:name="_GoBack"/>
+      <w:bookmarkEnd w:id="0"/>
+      <w:r>
+        <w:rPr>
+          <w:rFonts w:ascii="TH Sarabun New" w:hAnsi="TH Sarabun New" w:cs="TH Sarabun New"/>
+          <w:sz w:val="32"/>
+          <w:szCs w:val="32"/>
+          <w:cs/>
+        </w:rPr>
+        <w:t>ออังกูร รอดสาตรา                )</w:t>
       </w:r>
     </w:p>
     <w:p>
       <w:pPr>
         <w:jc w:val="right"/>
         <w:rPr>
-          <w:rFonts w:ascii="TH SarabunPSK" w:hAnsi="TH SarabunPSK" w:cs="TH SarabunPSK" w:hint="cs"/>
+          <w:rFonts w:ascii="TH Sarabun New" w:hAnsi="TH Sarabun New" w:cs="TH Sarabun New"/>
           <w:sz w:val="32"/>
           <w:szCs w:val="32"/>
           <w:cs/>
@@ -1629,6 +1570,7 @@
   <w:style w:type="character" w:default="1" w:styleId="DefaultParagraphFont">
     <w:name w:val="Default Paragraph Font"/>
     <w:uiPriority w:val="1"/>
+    <w:semiHidden/>
     <w:unhideWhenUsed/>
   </w:style>
   <w:style w:type="table" w:default="1" w:styleId="TableNormal">

--- a/template/ใบรับรองแทนใบเสร็จรับเงิน.docx
+++ b/template/ใบรับรองแทนใบเสร็จรับเงิน.docx
@@ -23,11 +23,11 @@
       </w:pPr>
       <w:proofErr w:type="spellStart"/>
       <w:r>
-        <w:t>ผู้</w:t>
-      </w:r>
-      <w:proofErr w:type="spellEnd"/>
-      <w:r>
-        <w:t>ซื้อ/</w:t>
+        <w:t>ผู้ซื้อ</w:t>
+      </w:r>
+      <w:proofErr w:type="spellEnd"/>
+      <w:r>
+        <w:t>/</w:t>
       </w:r>
       <w:proofErr w:type="spellStart"/>
       <w:r>
@@ -61,10 +61,7 @@
       </w:r>
       <w:proofErr w:type="spellEnd"/>
       <w:r>
-        <w:t xml:space="preserve">: </w:t>
-      </w:r>
-      <w:r>
-        <w:t xml:space="preserve">43/9 </w:t>
+        <w:t xml:space="preserve">: 43/9 </w:t>
       </w:r>
       <w:proofErr w:type="spellStart"/>
       <w:r>
@@ -109,10 +106,7 @@
       </w:r>
       <w:proofErr w:type="spellEnd"/>
       <w:r>
-        <w:t xml:space="preserve">: </w:t>
-      </w:r>
-      <w:r>
-        <w:t>1103702117561</w:t>
+        <w:t>: 1103702117561</w:t>
       </w:r>
     </w:p>
     <w:p>
@@ -125,13 +119,8 @@
       </w:r>
       <w:proofErr w:type="spellEnd"/>
       <w:r>
-        <w:t xml:space="preserve">: </w:t>
-      </w:r>
-      <w:r>
-        <w:t>0984328866</w:t>
-      </w:r>
-      <w:bookmarkStart w:id="0" w:name="_GoBack"/>
-      <w:bookmarkEnd w:id="0"/>
+        <w:t>: 0984328866</w:t>
+      </w:r>
     </w:p>
     <w:p>
       <w:pPr>
@@ -180,18 +169,13 @@
         <w:gridCol w:w="2076"/>
       </w:tblGrid>
       <w:tr>
-        <w:tblPrEx>
-          <w:tblCellMar>
-            <w:top w:w="0" w:type="dxa"/>
-            <w:bottom w:w="0" w:type="dxa"/>
-          </w:tblCellMar>
-        </w:tblPrEx>
         <w:trPr>
+          <w:trHeight w:val="110"/>
           <w:tblHeader/>
         </w:trPr>
         <w:tc>
           <w:tcPr>
-            <w:tcW w:w="700" w:type="dxa"/>
+            <w:tcW w:w="809" w:type="dxa"/>
             <w:tcBorders>
               <w:top w:val="single" w:sz="4" w:space="0" w:color="000000"/>
               <w:left w:val="single" w:sz="4" w:space="0" w:color="000000"/>
@@ -220,7 +204,7 @@
         </w:tc>
         <w:tc>
           <w:tcPr>
-            <w:tcW w:w="4560" w:type="dxa"/>
+            <w:tcW w:w="4489" w:type="dxa"/>
             <w:tcBorders>
               <w:top w:val="single" w:sz="4" w:space="0" w:color="000000"/>
               <w:left w:val="single" w:sz="4" w:space="0" w:color="000000"/>
@@ -249,7 +233,7 @@
         </w:tc>
         <w:tc>
           <w:tcPr>
-            <w:tcW w:w="2000" w:type="dxa"/>
+            <w:tcW w:w="1986" w:type="dxa"/>
             <w:tcBorders>
               <w:top w:val="single" w:sz="4" w:space="0" w:color="000000"/>
               <w:left w:val="single" w:sz="4" w:space="0" w:color="000000"/>
@@ -289,7 +273,7 @@
         </w:tc>
         <w:tc>
           <w:tcPr>
-            <w:tcW w:w="2100" w:type="dxa"/>
+            <w:tcW w:w="2076" w:type="dxa"/>
             <w:tcBorders>
               <w:top w:val="single" w:sz="4" w:space="0" w:color="000000"/>
               <w:left w:val="single" w:sz="4" w:space="0" w:color="000000"/>
@@ -318,15 +302,12 @@
         </w:tc>
       </w:tr>
       <w:tr>
-        <w:tblPrEx>
-          <w:tblCellMar>
-            <w:top w:w="0" w:type="dxa"/>
-            <w:bottom w:w="0" w:type="dxa"/>
-          </w:tblCellMar>
-        </w:tblPrEx>
+        <w:trPr>
+          <w:trHeight w:val="25"/>
+        </w:trPr>
         <w:tc>
           <w:tcPr>
-            <w:tcW w:w="700" w:type="dxa"/>
+            <w:tcW w:w="809" w:type="dxa"/>
             <w:tcBorders>
               <w:top w:val="single" w:sz="4" w:space="0" w:color="000000"/>
               <w:left w:val="single" w:sz="4" w:space="0" w:color="000000"/>
@@ -360,7 +341,7 @@
         </w:tc>
         <w:tc>
           <w:tcPr>
-            <w:tcW w:w="4560" w:type="dxa"/>
+            <w:tcW w:w="4489" w:type="dxa"/>
             <w:tcBorders>
               <w:top w:val="single" w:sz="4" w:space="0" w:color="000000"/>
               <w:left w:val="single" w:sz="4" w:space="0" w:color="000000"/>
@@ -390,7 +371,7 @@
         </w:tc>
         <w:tc>
           <w:tcPr>
-            <w:tcW w:w="2000" w:type="dxa"/>
+            <w:tcW w:w="1986" w:type="dxa"/>
             <w:tcBorders>
               <w:top w:val="single" w:sz="4" w:space="0" w:color="000000"/>
               <w:left w:val="single" w:sz="4" w:space="0" w:color="000000"/>
@@ -423,7 +404,7 @@
         </w:tc>
         <w:tc>
           <w:tcPr>
-            <w:tcW w:w="2100" w:type="dxa"/>
+            <w:tcW w:w="2076" w:type="dxa"/>
             <w:tcBorders>
               <w:top w:val="single" w:sz="4" w:space="0" w:color="000000"/>
               <w:left w:val="single" w:sz="4" w:space="0" w:color="000000"/>
@@ -442,15 +423,12 @@
         </w:tc>
       </w:tr>
       <w:tr>
-        <w:tblPrEx>
-          <w:tblCellMar>
-            <w:top w:w="0" w:type="dxa"/>
-            <w:bottom w:w="0" w:type="dxa"/>
-          </w:tblCellMar>
-        </w:tblPrEx>
+        <w:trPr>
+          <w:trHeight w:val="182"/>
+        </w:trPr>
         <w:tc>
           <w:tcPr>
-            <w:tcW w:w="5260" w:type="dxa"/>
+            <w:tcW w:w="5298" w:type="dxa"/>
             <w:gridSpan w:val="2"/>
             <w:tcBorders>
               <w:top w:val="single" w:sz="4" w:space="0" w:color="000000"/>
@@ -479,7 +457,7 @@
         </w:tc>
         <w:tc>
           <w:tcPr>
-            <w:tcW w:w="2000" w:type="dxa"/>
+            <w:tcW w:w="1986" w:type="dxa"/>
             <w:tcBorders>
               <w:top w:val="single" w:sz="4" w:space="0" w:color="000000"/>
               <w:left w:val="single" w:sz="4" w:space="0" w:color="000000"/>
@@ -510,7 +488,7 @@
         </w:tc>
         <w:tc>
           <w:tcPr>
-            <w:tcW w:w="2100" w:type="dxa"/>
+            <w:tcW w:w="2076" w:type="dxa"/>
             <w:tcBorders>
               <w:top w:val="single" w:sz="4" w:space="0" w:color="000000"/>
               <w:left w:val="single" w:sz="4" w:space="0" w:color="000000"/>
@@ -602,6 +580,8 @@
       <w:r>
         <w:t>)</w:t>
       </w:r>
+      <w:bookmarkStart w:id="0" w:name="_GoBack"/>
+      <w:bookmarkEnd w:id="0"/>
     </w:p>
     <w:p>
       <w:pPr>
@@ -674,13 +654,11 @@
         <w:t>toDate</w:t>
       </w:r>
       <w:proofErr w:type="spellEnd"/>
-    </w:p>
-    <w:p>
-      <w:pPr>
-        <w:spacing w:before="700"/>
-      </w:pPr>
       <w:r>
         <w:tab/>
+      </w:r>
+      <w:r>
+        <w:br/>
       </w:r>
       <w:r>
         <w:tab/>
@@ -715,12 +693,6 @@
         <w:gridCol w:w="4680"/>
       </w:tblGrid>
       <w:tr>
-        <w:tblPrEx>
-          <w:tblCellMar>
-            <w:top w:w="0" w:type="dxa"/>
-            <w:bottom w:w="0" w:type="dxa"/>
-          </w:tblCellMar>
-        </w:tblPrEx>
         <w:tc>
           <w:tcPr>
             <w:tcW w:w="4680" w:type="dxa"/>
@@ -840,7 +812,7 @@
     <w:p/>
     <w:sectPr>
       <w:pgSz w:w="12240" w:h="15840"/>
-      <w:pgMar w:top="1440" w:right="1440" w:bottom="1440" w:left="1440" w:header="708" w:footer="708" w:gutter="0"/>
+      <w:pgMar w:top="990" w:right="1440" w:bottom="990" w:left="1440" w:header="708" w:footer="708" w:gutter="0"/>
       <w:cols w:space="720"/>
       <w:docGrid w:linePitch="360"/>
     </w:sectPr>
